--- a/course_development/domains/active_inference_organizations/04_digital_transformation/05_action/output/study-guides/05_action-practice_quiz.docx
+++ b/course_development/domains/active_inference_organizations/04_digital_transformation/05_action/output/study-guides/05_action-practice_quiz.docx
@@ -4,7 +4,12 @@
   <w:body>
     <w:p>
       <w:r>
-        <w:t>Practice Quiz: Action</w:t>
+        <w:t>Practice Quiz: Digital Transformation — Module 05: Action</w:t>
+      </w:r>
+    </w:p>
+    <w:p>
+      <w:r>
+        <w:t>Name : _ _ _  Date : _ _ _</w:t>
       </w:r>
     </w:p>
     <w:p>
@@ -14,98 +19,7 @@
     </w:p>
     <w:p>
       <w:r>
-        <w:t>What is the primary role of Action in Active Inference?</w:t>
-        <w:br/>
-        <w:t>A) To maximize reward</w:t>
-        <w:br/>
-        <w:t>B) To minimize variational free energy</w:t>
-        <w:br/>
-        <w:t>C) To increase entropy</w:t>
-        <w:br/>
-        <w:t>D) To eliminate the Markov Blanket</w:t>
-      </w:r>
-    </w:p>
-    <w:p>
-      <w:r>
-        <w:t>In Organizations, Action is best described as:</w:t>
-        <w:br/>
-        <w:t>A) A static property</w:t>
-        <w:br/>
-        <w:t>B) A dynamic process</w:t>
-        <w:br/>
-        <w:t>C) An external state</w:t>
-        <w:br/>
-        <w:t>D) A random variable</w:t>
-      </w:r>
-    </w:p>
-    <w:p>
-      <w:r>
-        <w:t>Which mathematical quantity is most central to Action?</w:t>
-        <w:br/>
-        <w:t>A) The Lagrangian</w:t>
-        <w:br/>
-        <w:t>B) The expected free energy</w:t>
-        <w:br/>
-        <w:t>C) The surprisal</w:t>
-        <w:br/>
-        <w:t>D) The precision</w:t>
-      </w:r>
-    </w:p>
-    <w:p>
-      <w:r>
-        <w:t>How does Action relate to the concept of the Generative Model?</w:t>
-        <w:br/>
-        <w:t>A) It is separate from the model</w:t>
-        <w:br/>
-        <w:t>B) It is a component of the model</w:t>
-        <w:br/>
-        <w:t>C) It destroys the model</w:t>
-        <w:br/>
-        <w:t>D) It is only relevant for the environment</w:t>
-      </w:r>
-    </w:p>
-    <w:p>
-      <w:r>
-        <w:t>A failure in Action would likely result in:</w:t>
-        <w:br/>
-        <w:t>A) Perfect prediction</w:t>
-        <w:br/>
-        <w:t>B) Generalized surprise</w:t>
-        <w:br/>
-        <w:t>C) Immediate death of the agent</w:t>
-        <w:br/>
-        <w:t>D) Zero entropy</w:t>
-      </w:r>
-    </w:p>
-    <w:p>
-      <w:r>
-        <w:t>Which scale is most relevant for analyzing Action in this course?</w:t>
-        <w:br/>
-        <w:t>A) Quantum</w:t>
-        <w:br/>
-        <w:t>B) Neural</w:t>
-        <w:br/>
-        <w:t>C) Social</w:t>
-        <w:br/>
-        <w:t>D) All of the above</w:t>
-      </w:r>
-    </w:p>
-    <w:p>
-      <w:r>
-        <w:t>Action connects directly to which other component?</w:t>
-        <w:br/>
-        <w:t>A) The step before it</w:t>
-        <w:br/>
-        <w:t>B) The step after it</w:t>
-        <w:br/>
-        <w:t>C) Both A and B</w:t>
-        <w:br/>
-        <w:t>D) None of the above</w:t>
-      </w:r>
-    </w:p>
-    <w:p>
-      <w:r>
-        <w:t>Part B: Short Answer</w:t>
+        <w:t>Tesla's manufacturing experience shows that optimal automation is: A) Maximum B) Hybrid — balancing machine precision with human flexibility C) Minimum D) Full lights-out  The best automation candidates are processes that are: A) Creative and unpredictable B) High volume, rule-based, stable, and error-sensitive C) Low volume and complex D) Human-facing  The rigidity-agility trade-off means automation: A) Is always rigid B) Increases efficiency but reduces the organization's ability to adapt to novel situations C) Is always agile D) Has no trade-offs  RPA (Robotic Process Automation) is best for: A) Complex judgment B) Rule-based, repetitive tasks that follow clear procedures across multiple systems C) Creative work D) Strategy decisions  Process automation changes human work by: A) Eliminating all jobs B) Shifting human work toward exception handling, oversight, and tasks requiring judgment C) Creating more routine work D) Having no effect  An automation pilot should focus on: A) The biggest process B) A high-impact, manageable process that demonstrates value and generates learning C) Everything at once D) The cheapest process  The total cost of ownership of automation includes: A) Just software licenses B) Implementation, maintenance, exception handling, monitoring, and change management costs over the system's lifecycle C) Just hardware D) Just labor savings    Part B: Short Analysis</w:t>
       </w:r>
     </w:p>
     <w:sectPr>
